--- a/content-pipeline/campaign-ben-thanh/word/004_lich-trinh-di-bo-ben-thanh-1-ngay.docx
+++ b/content-pipeline/campaign-ben-thanh/word/004_lich-trinh-di-bo-ben-thanh-1-ngay.docx
@@ -173,275 +173,6 @@
         </w:rPr>
         <w:t xml:space="preserve"> được The Rice Tour thiết kế khoa học nhằm giúp người lữ khách có gu tận hưởng trọn vẹn những gì tinh túy nhất của trung tâm Quận 1 mà không hề cảm thấy hối hả hay kiệt sức dưới khí hậu nhiệt đới phương Nam.</w:t>
       </w:r>
-    </w:p>
-    <w:p>
-      <w:pPr>
-        <w:spacing w:before="120" w:after="120"/>
-        <w:jc w:val="center"/>
-      </w:pPr>
-      <w:r>
-        <w:rPr>
-          <w:color w:val="CBD5E1"/>
-        </w:rPr>
-        <w:t>―――――――――――――――――――――――――――――――――――――――――――――</w:t>
-      </w:r>
-    </w:p>
-    <w:p>
-      <w:pPr>
-        <w:keepNext/>
-        <w:spacing w:before="320" w:after="120" w:line="276" w:lineRule="auto"/>
-      </w:pPr>
-      <w:r>
-        <w:rPr>
-          <w:rFonts w:ascii="Calibri" w:hAnsi="Calibri"/>
-          <w:b/>
-          <w:color w:val="1B365D"/>
-          <w:sz w:val="32"/>
-        </w:rPr>
-        <w:t>Quick Overview Stats Bar (Thông Số Lộ Trình 2026)</w:t>
-      </w:r>
-    </w:p>
-    <w:tbl>
-      <w:tblPr>
-        <w:tblW w:type="auto" w:w="0"/>
-        <w:jc w:val="center"/>
-        <w:tblLook w:firstColumn="1" w:firstRow="1" w:lastColumn="0" w:lastRow="0" w:noHBand="0" w:noVBand="1" w:val="04A0"/>
-        <w:tblBorders>
-          <w:top w:val="single" w:sz="4" w:space="0" w:color="CBD5E1"/>
-          <w:bottom w:val="single" w:sz="6" w:space="0" w:color="1B365D"/>
-          <w:left w:val="none"/>
-          <w:right w:val="none"/>
-          <w:insideH w:val="single" w:sz="4" w:space="0" w:color="CBD5E1"/>
-          <w:insideV w:val="none"/>
-        </w:tblBorders>
-      </w:tblPr>
-      <w:tblGrid>
-        <w:gridCol w:w="2484"/>
-        <w:gridCol w:w="2484"/>
-        <w:gridCol w:w="2484"/>
-        <w:gridCol w:w="2484"/>
-      </w:tblGrid>
-      <w:tr>
-        <w:tc>
-          <w:tcPr>
-            <w:tcW w:type="dxa" w:w="2484"/>
-            <w:vAlign w:val="center"/>
-            <w:shd w:fill="1B365D"/>
-            <w:tcMar>
-              <w:top w:w="140" w:type="dxa"/>
-              <w:bottom w:w="140" w:type="dxa"/>
-              <w:left w:w="150" w:type="dxa"/>
-              <w:right w:w="150" w:type="dxa"/>
-            </w:tcMar>
-          </w:tcPr>
-          <w:p>
-            <w:pPr>
-              <w:spacing w:before="0" w:after="0" w:line="276" w:lineRule="auto"/>
-            </w:pPr>
-            <w:r>
-              <w:rPr>
-                <w:rFonts w:ascii="Calibri" w:hAnsi="Calibri"/>
-                <w:b/>
-                <w:color w:val="FFFFFF"/>
-                <w:sz w:val="19"/>
-              </w:rPr>
-              <w:t>🚶 Tổng cự ly tản bộ</w:t>
-            </w:r>
-          </w:p>
-        </w:tc>
-        <w:tc>
-          <w:tcPr>
-            <w:tcW w:type="dxa" w:w="2484"/>
-            <w:vAlign w:val="center"/>
-            <w:shd w:fill="1B365D"/>
-            <w:tcMar>
-              <w:top w:w="140" w:type="dxa"/>
-              <w:bottom w:w="140" w:type="dxa"/>
-              <w:left w:w="150" w:type="dxa"/>
-              <w:right w:w="150" w:type="dxa"/>
-            </w:tcMar>
-          </w:tcPr>
-          <w:p>
-            <w:pPr>
-              <w:spacing w:before="0" w:after="0" w:line="276" w:lineRule="auto"/>
-            </w:pPr>
-            <w:r>
-              <w:rPr>
-                <w:rFonts w:ascii="Calibri" w:hAnsi="Calibri"/>
-                <w:b/>
-                <w:color w:val="FFFFFF"/>
-                <w:sz w:val="19"/>
-              </w:rPr>
-              <w:t>⏳ Thời lượng trọn vẹn</w:t>
-            </w:r>
-          </w:p>
-        </w:tc>
-        <w:tc>
-          <w:tcPr>
-            <w:tcW w:type="dxa" w:w="2484"/>
-            <w:vAlign w:val="center"/>
-            <w:shd w:fill="1B365D"/>
-            <w:tcMar>
-              <w:top w:w="140" w:type="dxa"/>
-              <w:bottom w:w="140" w:type="dxa"/>
-              <w:left w:w="150" w:type="dxa"/>
-              <w:right w:w="150" w:type="dxa"/>
-            </w:tcMar>
-          </w:tcPr>
-          <w:p>
-            <w:pPr>
-              <w:spacing w:before="0" w:after="0" w:line="276" w:lineRule="auto"/>
-            </w:pPr>
-            <w:r>
-              <w:rPr>
-                <w:rFonts w:ascii="Calibri" w:hAnsi="Calibri"/>
-                <w:b/>
-                <w:color w:val="FFFFFF"/>
-                <w:sz w:val="19"/>
-              </w:rPr>
-              <w:t>⚡ Mức độ tiêu hao thể lực</w:t>
-            </w:r>
-          </w:p>
-        </w:tc>
-        <w:tc>
-          <w:tcPr>
-            <w:tcW w:type="dxa" w:w="2484"/>
-            <w:vAlign w:val="center"/>
-            <w:shd w:fill="1B365D"/>
-            <w:tcMar>
-              <w:top w:w="140" w:type="dxa"/>
-              <w:bottom w:w="140" w:type="dxa"/>
-              <w:left w:w="150" w:type="dxa"/>
-              <w:right w:w="150" w:type="dxa"/>
-            </w:tcMar>
-          </w:tcPr>
-          <w:p>
-            <w:pPr>
-              <w:spacing w:before="0" w:after="0" w:line="276" w:lineRule="auto"/>
-            </w:pPr>
-            <w:r>
-              <w:rPr>
-                <w:rFonts w:ascii="Calibri" w:hAnsi="Calibri"/>
-                <w:b/>
-                <w:color w:val="FFFFFF"/>
-                <w:sz w:val="19"/>
-              </w:rPr>
-              <w:t>🎟️ Dự toán ngân sách 2026</w:t>
-            </w:r>
-          </w:p>
-        </w:tc>
-      </w:tr>
-      <w:tr>
-        <w:tc>
-          <w:tcPr>
-            <w:tcW w:type="dxa" w:w="2484"/>
-            <w:vAlign w:val="center"/>
-            <w:shd w:fill="F8FAFC"/>
-            <w:tcMar>
-              <w:top w:w="100" w:type="dxa"/>
-              <w:bottom w:w="100" w:type="dxa"/>
-              <w:left w:w="150" w:type="dxa"/>
-              <w:right w:w="150" w:type="dxa"/>
-            </w:tcMar>
-          </w:tcPr>
-          <w:p>
-            <w:pPr>
-              <w:spacing w:before="0" w:after="0" w:line="276" w:lineRule="auto"/>
-            </w:pPr>
-            <w:r>
-              <w:rPr>
-                <w:rFonts w:ascii="Calibri" w:hAnsi="Calibri"/>
-                <w:color w:val="1E293B"/>
-                <w:sz w:val="19"/>
-              </w:rPr>
-              <w:t>4.5 km (chia thành 4 chặng nhẹ nhàng)</w:t>
-            </w:r>
-          </w:p>
-        </w:tc>
-        <w:tc>
-          <w:tcPr>
-            <w:tcW w:type="dxa" w:w="2484"/>
-            <w:vAlign w:val="center"/>
-            <w:shd w:fill="F8FAFC"/>
-            <w:tcMar>
-              <w:top w:w="100" w:type="dxa"/>
-              <w:bottom w:w="100" w:type="dxa"/>
-              <w:left w:w="150" w:type="dxa"/>
-              <w:right w:w="150" w:type="dxa"/>
-            </w:tcMar>
-          </w:tcPr>
-          <w:p>
-            <w:pPr>
-              <w:spacing w:before="0" w:after="0" w:line="276" w:lineRule="auto"/>
-            </w:pPr>
-            <w:r>
-              <w:rPr>
-                <w:rFonts w:ascii="Calibri" w:hAnsi="Calibri"/>
-                <w:color w:val="1E293B"/>
-                <w:sz w:val="19"/>
-              </w:rPr>
-              <w:t>12 tiếng (07:30 sáng – 20:30 tối)</w:t>
-            </w:r>
-          </w:p>
-        </w:tc>
-        <w:tc>
-          <w:tcPr>
-            <w:tcW w:type="dxa" w:w="2484"/>
-            <w:vAlign w:val="center"/>
-            <w:shd w:fill="F8FAFC"/>
-            <w:tcMar>
-              <w:top w:w="100" w:type="dxa"/>
-              <w:bottom w:w="100" w:type="dxa"/>
-              <w:left w:w="150" w:type="dxa"/>
-              <w:right w:w="150" w:type="dxa"/>
-            </w:tcMar>
-          </w:tcPr>
-          <w:p>
-            <w:pPr>
-              <w:spacing w:before="0" w:after="0" w:line="276" w:lineRule="auto"/>
-            </w:pPr>
-            <w:r>
-              <w:rPr>
-                <w:rFonts w:ascii="Calibri" w:hAnsi="Calibri"/>
-                <w:color w:val="1E293B"/>
-                <w:sz w:val="19"/>
-              </w:rPr>
-              <w:t>Nhẹ nhàng – Thư thái (Mọi lứa tuổi)</w:t>
-            </w:r>
-          </w:p>
-        </w:tc>
-        <w:tc>
-          <w:tcPr>
-            <w:tcW w:type="dxa" w:w="2484"/>
-            <w:vAlign w:val="center"/>
-            <w:shd w:fill="F8FAFC"/>
-            <w:tcMar>
-              <w:top w:w="100" w:type="dxa"/>
-              <w:bottom w:w="100" w:type="dxa"/>
-              <w:left w:w="150" w:type="dxa"/>
-              <w:right w:w="150" w:type="dxa"/>
-            </w:tcMar>
-          </w:tcPr>
-          <w:p>
-            <w:pPr>
-              <w:spacing w:before="0" w:after="0" w:line="276" w:lineRule="auto"/>
-            </w:pPr>
-            <w:r>
-              <w:rPr>
-                <w:rFonts w:ascii="Calibri" w:hAnsi="Calibri"/>
-                <w:color w:val="1E293B"/>
-                <w:sz w:val="19"/>
-              </w:rPr>
-              <w:t>500.000 – 850.000 VNĐ / người</w:t>
-            </w:r>
-          </w:p>
-        </w:tc>
-      </w:tr>
-    </w:tbl>
-    <w:p>
-      <w:pPr>
-        <w:spacing w:before="0" w:after="80"/>
-      </w:pPr>
     </w:p>
     <w:p>
       <w:pPr>

--- a/content-pipeline/campaign-ben-thanh/word/004_lich-trinh-di-bo-ben-thanh-1-ngay.docx
+++ b/content-pipeline/campaign-ben-thanh/word/004_lich-trinh-di-bo-ben-thanh-1-ngay.docx
@@ -317,7 +317,7 @@
           <w:color w:val="1B365D"/>
           <w:sz w:val="32"/>
         </w:rPr>
-        <w:t>1. Triết Lý Du Hành: Khám Phá Sài Gòn Bằng Bước Chân Chậm</w:t>
+        <w:t>Triết Lý Du Hành: Khám Phá Sài Gòn Bằng Bước Chân Chậm</w:t>
       </w:r>
     </w:p>
     <w:p>
@@ -370,7 +370,7 @@
           <w:color w:val="1B365D"/>
           <w:sz w:val="32"/>
         </w:rPr>
-        <w:t>2. Chi Tiết Lộ Trình 4 Chặng: Từ Bình Minh Đến Đêm Đô Thị</w:t>
+        <w:t>Chi Tiết Lộ Trình 4 Chặng: Từ Bình Minh Đến Đêm Đô Thị</w:t>
       </w:r>
     </w:p>
     <w:p>
@@ -783,7 +783,7 @@
           <w:color w:val="1B365D"/>
           <w:sz w:val="32"/>
         </w:rPr>
-        <w:t>3. Bảng Phân Bổ Thời Gian &amp; Dự Toán Chi Phí Thực Tế 2026</w:t>
+        <w:t>Bảng Phân Bổ Thời Gian &amp; Dự Toán Chi Phí Thực Tế 2026</w:t>
       </w:r>
     </w:p>
     <w:tbl>
@@ -2030,7 +2030,7 @@
           <w:color w:val="1B365D"/>
           <w:sz w:val="32"/>
         </w:rPr>
-        <w:t>4. Checklist Chuẩn Bị Thực Địa Cho Người Du Hành (Field Checklist 2026)</w:t>
+        <w:t>Checklist Chuẩn Bị Thực Địa Cho Người Du Hành (Field Checklist 2026)</w:t>
       </w:r>
     </w:p>
     <w:p>

--- a/content-pipeline/campaign-ben-thanh/word/004_lich-trinh-di-bo-ben-thanh-1-ngay.docx
+++ b/content-pipeline/campaign-ben-thanh/word/004_lich-trinh-di-bo-ben-thanh-1-ngay.docx
@@ -171,7 +171,7 @@
           <w:color w:val="1E293B"/>
           <w:sz w:val="21"/>
         </w:rPr>
-        <w:t xml:space="preserve"> được The Rice Tour thiết kế khoa học nhằm giúp người lữ khách có gu tận hưởng trọn vẹn những gì tinh túy nhất của trung tâm Quận 1 mà không hề cảm thấy hối hả hay kiệt sức dưới khí hậu nhiệt đới phương Nam.</w:t>
+        <w:t xml:space="preserve"> được The Rice Tour thiết kế khoa học nhằm giúp du khách tận hưởng trọn vẹn những gì tinh túy nhất của trung tâm Quận 1 mà không hề cảm thấy hối hả hay kiệt sức dưới khí hậu nhiệt đới phương Nam.</w:t>
       </w:r>
     </w:p>
     <w:p>
@@ -480,7 +480,7 @@
           <w:color w:val="D97706"/>
           <w:sz w:val="26"/>
         </w:rPr>
-        <w:t>Chặng 2 (10:30 – 13:45): Không Gian Nghệ Thuật &amp; Nốt Trầm Chung Cư Cổ</w:t>
+        <w:t>Chặng 2 (10:30 – 13:45): Không Gian Nghệ Thuật &amp; Quán Cà Phê Chung Cư Cổ</w:t>
       </w:r>
     </w:p>
     <w:p>
@@ -1679,7 +1679,7 @@
                 <w:color w:val="1E293B"/>
                 <w:sz w:val="19"/>
               </w:rPr>
-              <w:t>Check-in giếng trời Toplight, ngắm hoàng hôn</w:t>
+              <w:t>Chiêm ngưỡng giếng trời Toplight, ngắm hoàng hôn</w:t>
             </w:r>
           </w:p>
         </w:tc>
@@ -2242,7 +2242,7 @@
           <w:color w:val="1E293B"/>
           <w:sz w:val="21"/>
         </w:rPr>
-        <w:t>Một ngày tản bộ quanh Bến Thành sẽ đập tan hoàn toàn định kiến cho rằng Sài Gòn chỉ là một đô thị xô bồ, ồn ã và thiếu vắng trầm tích văn hóa. Từng góc phố bạn đi qua, từng bóng cây dầu trăm tuổi bạn dừng chân đều mang trong mình những lớp phù sa lịch sử lấp lánh. Khi đêm buông xuống và nhấp ly cocktail ngắm nhìn dòng xe như thoi đưa quanh bùng binh Bến Thành, bạn sẽ nhận ra mình đã trót yêu thành phố này từ những điều mộc mạc và chân phương nhất.</w:t>
+        <w:t>Một ngày tản bộ quanh Bến Thành sẽ đập tan hoàn toàn định kiến cho rằng Sài Gòn chỉ là một đô thị xô bồ, ồn ã và thiếu vắng chiều sâu văn hóa. Từng góc phố bạn đi qua, từng bóng cây dầu trăm tuổi bạn dừng chân đều mang trong mình những lớp phù sa lịch sử lấp lánh. Khi đêm buông xuống và nhấp ly cocktail ngắm nhìn dòng xe như thoi đưa quanh bùng binh Bến Thành, bạn sẽ nhận ra mình đã trót yêu thành phố này từ những điều mộc mạc và chân phương nhất.</w:t>
       </w:r>
     </w:p>
     <w:sectPr>

--- a/content-pipeline/campaign-ben-thanh/word/004_lich-trinh-di-bo-ben-thanh-1-ngay.docx
+++ b/content-pipeline/campaign-ben-thanh/word/004_lich-trinh-di-bo-ben-thanh-1-ngay.docx
@@ -221,7 +221,75 @@
           <w:color w:val="1E293B"/>
           <w:sz w:val="20"/>
         </w:rPr>
-        <w:t xml:space="preserve"> Kết nối liên hoàn Chợ Bến Thành, Đền Hindu Mariamman, Bảo tàng Mỹ thuật TP.HCM, Dinh Độc Lập, Ga ngầm Metro Bến Thành và Bến Bạch Đằng.</w:t>
+        <w:t xml:space="preserve"> Kết nối liên hoàn Chợ Bến Thành, </w:t>
+      </w:r>
+      <w:r>
+        <w:rPr>
+          <w:rFonts w:ascii="Calibri" w:hAnsi="Calibri"/>
+          <w:color w:val="D97706"/>
+          <w:sz w:val="20"/>
+          <w:u w:val="single"/>
+        </w:rPr>
+        <w:t>Đền Hindu Mariamman</w:t>
+      </w:r>
+      <w:r>
+        <w:rPr>
+          <w:rFonts w:ascii="Calibri" w:hAnsi="Calibri"/>
+          <w:color w:val="1E293B"/>
+          <w:sz w:val="20"/>
+        </w:rPr>
+        <w:t xml:space="preserve">, </w:t>
+      </w:r>
+      <w:r>
+        <w:rPr>
+          <w:rFonts w:ascii="Calibri" w:hAnsi="Calibri"/>
+          <w:color w:val="D97706"/>
+          <w:sz w:val="20"/>
+          <w:u w:val="single"/>
+        </w:rPr>
+        <w:t>Bảo tàng Mỹ thuật TP.HCM</w:t>
+      </w:r>
+      <w:r>
+        <w:rPr>
+          <w:rFonts w:ascii="Calibri" w:hAnsi="Calibri"/>
+          <w:color w:val="1E293B"/>
+          <w:sz w:val="20"/>
+        </w:rPr>
+        <w:t xml:space="preserve">, </w:t>
+      </w:r>
+      <w:r>
+        <w:rPr>
+          <w:rFonts w:ascii="Calibri" w:hAnsi="Calibri"/>
+          <w:color w:val="D97706"/>
+          <w:sz w:val="20"/>
+          <w:u w:val="single"/>
+        </w:rPr>
+        <w:t>Dinh Độc Lập</w:t>
+      </w:r>
+      <w:r>
+        <w:rPr>
+          <w:rFonts w:ascii="Calibri" w:hAnsi="Calibri"/>
+          <w:color w:val="1E293B"/>
+          <w:sz w:val="20"/>
+        </w:rPr>
+        <w:t xml:space="preserve">, </w:t>
+      </w:r>
+      <w:r>
+        <w:rPr>
+          <w:rFonts w:ascii="Calibri" w:hAnsi="Calibri"/>
+          <w:color w:val="D97706"/>
+          <w:sz w:val="20"/>
+          <w:u w:val="single"/>
+        </w:rPr>
+        <w:t>Ga ngầm Metro Bến Thành</w:t>
+      </w:r>
+      <w:r>
+        <w:rPr>
+          <w:rFonts w:ascii="Calibri" w:hAnsi="Calibri"/>
+          <w:color w:val="1E293B"/>
+          <w:sz w:val="20"/>
+        </w:rPr>
+        <w:t xml:space="preserve"> và Bến Bạch Đằng.</w:t>
       </w:r>
     </w:p>
     <w:p>
